--- a/docs/Отчет о лабораторной работе 1.docx
+++ b/docs/Отчет о лабораторной работе 1.docx
@@ -281,7 +281,7 @@
     </w:p>
     <w:p>
       <w:pPr>
-        <w:pStyle w:val="Body"/>
+        <w:pStyle w:val="Body A"/>
       </w:pPr>
       <w:r>
         <w:rPr>
@@ -295,7 +295,7 @@
     </w:p>
     <w:p>
       <w:pPr>
-        <w:pStyle w:val="Body"/>
+        <w:pStyle w:val="Body A"/>
       </w:pPr>
       <w:r>
         <w:rPr>
@@ -837,12 +837,16 @@
     </w:p>
     <w:p>
       <w:pPr>
-        <w:pStyle w:val="Body"/>
+        <w:pStyle w:val="Body A"/>
         <w:numPr>
           <w:ilvl w:val="0"/>
           <w:numId w:val="2"/>
         </w:numPr>
-        <w:rPr>
+        <w:bidi w:val="0"/>
+        <w:ind w:right="0"/>
+        <w:jc w:val="both"/>
+        <w:rPr>
+          <w:rtl w:val="0"/>
           <w:lang w:val="ru-RU"/>
         </w:rPr>
       </w:pPr>
@@ -866,12 +870,16 @@
     </w:p>
     <w:p>
       <w:pPr>
-        <w:pStyle w:val="Body"/>
+        <w:pStyle w:val="Body A"/>
         <w:numPr>
           <w:ilvl w:val="0"/>
           <w:numId w:val="4"/>
         </w:numPr>
-        <w:rPr>
+        <w:bidi w:val="0"/>
+        <w:ind w:right="0"/>
+        <w:jc w:val="both"/>
+        <w:rPr>
+          <w:rtl w:val="0"/>
           <w:lang w:val="ru-RU"/>
         </w:rPr>
       </w:pPr>
@@ -1039,12 +1047,16 @@
     </w:p>
     <w:p>
       <w:pPr>
-        <w:pStyle w:val="Body"/>
+        <w:pStyle w:val="Body A"/>
         <w:numPr>
           <w:ilvl w:val="0"/>
           <w:numId w:val="5"/>
         </w:numPr>
-        <w:rPr>
+        <w:bidi w:val="0"/>
+        <w:ind w:right="0"/>
+        <w:jc w:val="both"/>
+        <w:rPr>
+          <w:rtl w:val="0"/>
           <w:lang w:val="ru-RU"/>
         </w:rPr>
       </w:pPr>
@@ -1068,12 +1080,16 @@
     </w:p>
     <w:p>
       <w:pPr>
-        <w:pStyle w:val="Body"/>
+        <w:pStyle w:val="Body A"/>
         <w:numPr>
           <w:ilvl w:val="0"/>
           <w:numId w:val="4"/>
         </w:numPr>
-        <w:rPr>
+        <w:bidi w:val="0"/>
+        <w:ind w:right="0"/>
+        <w:jc w:val="both"/>
+        <w:rPr>
+          <w:rtl w:val="0"/>
           <w:lang w:val="ru-RU"/>
         </w:rPr>
       </w:pPr>
@@ -1238,12 +1254,16 @@
     </w:p>
     <w:p>
       <w:pPr>
-        <w:pStyle w:val="Body"/>
+        <w:pStyle w:val="Body A"/>
         <w:numPr>
           <w:ilvl w:val="0"/>
           <w:numId w:val="6"/>
         </w:numPr>
-        <w:rPr>
+        <w:bidi w:val="0"/>
+        <w:ind w:right="0"/>
+        <w:jc w:val="both"/>
+        <w:rPr>
+          <w:rtl w:val="0"/>
           <w:lang w:val="ru-RU"/>
         </w:rPr>
       </w:pPr>
@@ -1267,12 +1287,16 @@
     </w:p>
     <w:p>
       <w:pPr>
-        <w:pStyle w:val="Body"/>
+        <w:pStyle w:val="Body A"/>
         <w:numPr>
           <w:ilvl w:val="0"/>
           <w:numId w:val="4"/>
         </w:numPr>
-        <w:rPr>
+        <w:bidi w:val="0"/>
+        <w:ind w:right="0"/>
+        <w:jc w:val="both"/>
+        <w:rPr>
+          <w:rtl w:val="0"/>
           <w:lang w:val="ru-RU"/>
         </w:rPr>
       </w:pPr>
@@ -1395,12 +1419,16 @@
     </w:p>
     <w:p>
       <w:pPr>
-        <w:pStyle w:val="Body"/>
+        <w:pStyle w:val="Body A"/>
         <w:numPr>
           <w:ilvl w:val="0"/>
           <w:numId w:val="7"/>
         </w:numPr>
-        <w:rPr>
+        <w:bidi w:val="0"/>
+        <w:ind w:right="0"/>
+        <w:jc w:val="both"/>
+        <w:rPr>
+          <w:rtl w:val="0"/>
           <w:lang w:val="ru-RU"/>
         </w:rPr>
       </w:pPr>
@@ -1424,7 +1452,7 @@
     </w:p>
     <w:p>
       <w:pPr>
-        <w:pStyle w:val="Body"/>
+        <w:pStyle w:val="Body A"/>
         <w:numPr>
           <w:ilvl w:val="0"/>
           <w:numId w:val="4"/>
@@ -1590,12 +1618,16 @@
     </w:p>
     <w:p>
       <w:pPr>
-        <w:pStyle w:val="Body"/>
+        <w:pStyle w:val="Body A"/>
         <w:numPr>
           <w:ilvl w:val="0"/>
           <w:numId w:val="8"/>
         </w:numPr>
-        <w:rPr>
+        <w:bidi w:val="0"/>
+        <w:ind w:right="0"/>
+        <w:jc w:val="both"/>
+        <w:rPr>
+          <w:rtl w:val="0"/>
           <w:lang w:val="ru-RU"/>
         </w:rPr>
       </w:pPr>
@@ -1619,7 +1651,7 @@
     </w:p>
     <w:p>
       <w:pPr>
-        <w:pStyle w:val="Body"/>
+        <w:pStyle w:val="Body A"/>
         <w:numPr>
           <w:ilvl w:val="0"/>
           <w:numId w:val="4"/>
@@ -1754,12 +1786,16 @@
     </w:p>
     <w:p>
       <w:pPr>
-        <w:pStyle w:val="Body"/>
+        <w:pStyle w:val="Body A"/>
         <w:numPr>
           <w:ilvl w:val="0"/>
           <w:numId w:val="9"/>
         </w:numPr>
-        <w:rPr>
+        <w:bidi w:val="0"/>
+        <w:ind w:right="0"/>
+        <w:jc w:val="both"/>
+        <w:rPr>
+          <w:rtl w:val="0"/>
           <w:lang w:val="ru-RU"/>
         </w:rPr>
       </w:pPr>
@@ -1783,12 +1819,16 @@
     </w:p>
     <w:p>
       <w:pPr>
-        <w:pStyle w:val="Body"/>
+        <w:pStyle w:val="Body A"/>
         <w:numPr>
           <w:ilvl w:val="0"/>
           <w:numId w:val="4"/>
         </w:numPr>
-        <w:rPr>
+        <w:bidi w:val="0"/>
+        <w:ind w:right="0"/>
+        <w:jc w:val="both"/>
+        <w:rPr>
+          <w:rtl w:val="0"/>
           <w:lang w:val="ru-RU"/>
         </w:rPr>
       </w:pPr>
@@ -1965,12 +2005,16 @@
     </w:p>
     <w:p>
       <w:pPr>
-        <w:pStyle w:val="Body"/>
+        <w:pStyle w:val="Body A"/>
         <w:numPr>
           <w:ilvl w:val="0"/>
           <w:numId w:val="10"/>
         </w:numPr>
-        <w:rPr>
+        <w:bidi w:val="0"/>
+        <w:ind w:right="0"/>
+        <w:jc w:val="both"/>
+        <w:rPr>
+          <w:rtl w:val="0"/>
           <w:lang w:val="ru-RU"/>
         </w:rPr>
       </w:pPr>
@@ -1994,12 +2038,16 @@
     </w:p>
     <w:p>
       <w:pPr>
-        <w:pStyle w:val="Body"/>
+        <w:pStyle w:val="Body A"/>
         <w:numPr>
           <w:ilvl w:val="0"/>
           <w:numId w:val="4"/>
         </w:numPr>
-        <w:rPr>
+        <w:bidi w:val="0"/>
+        <w:ind w:right="0"/>
+        <w:jc w:val="both"/>
+        <w:rPr>
+          <w:rtl w:val="0"/>
           <w:lang w:val="ru-RU"/>
         </w:rPr>
       </w:pPr>
@@ -2122,12 +2170,16 @@
     </w:p>
     <w:p>
       <w:pPr>
-        <w:pStyle w:val="Body"/>
+        <w:pStyle w:val="Body A"/>
         <w:numPr>
           <w:ilvl w:val="0"/>
           <w:numId w:val="11"/>
         </w:numPr>
-        <w:rPr>
+        <w:bidi w:val="0"/>
+        <w:ind w:right="0"/>
+        <w:jc w:val="both"/>
+        <w:rPr>
+          <w:rtl w:val="0"/>
           <w:lang w:val="ru-RU"/>
         </w:rPr>
       </w:pPr>
@@ -2168,7 +2220,7 @@
     </w:p>
     <w:p>
       <w:pPr>
-        <w:pStyle w:val="Body"/>
+        <w:pStyle w:val="Body A"/>
         <w:numPr>
           <w:ilvl w:val="0"/>
           <w:numId w:val="4"/>
@@ -2426,7 +2478,11 @@
           <w:ilvl w:val="0"/>
           <w:numId w:val="13"/>
         </w:numPr>
-        <w:rPr>
+        <w:bidi w:val="0"/>
+        <w:ind w:right="0"/>
+        <w:jc w:val="both"/>
+        <w:rPr>
+          <w:rtl w:val="0"/>
           <w:lang w:val="ru-RU"/>
         </w:rPr>
       </w:pPr>
@@ -2466,7 +2522,11 @@
           <w:ilvl w:val="0"/>
           <w:numId w:val="13"/>
         </w:numPr>
-        <w:rPr>
+        <w:bidi w:val="0"/>
+        <w:ind w:right="0"/>
+        <w:jc w:val="both"/>
+        <w:rPr>
+          <w:rtl w:val="0"/>
           <w:lang w:val="ru-RU"/>
         </w:rPr>
       </w:pPr>
@@ -2499,7 +2559,11 @@
           <w:ilvl w:val="0"/>
           <w:numId w:val="13"/>
         </w:numPr>
-        <w:rPr>
+        <w:bidi w:val="0"/>
+        <w:ind w:right="0"/>
+        <w:jc w:val="both"/>
+        <w:rPr>
+          <w:rtl w:val="0"/>
           <w:lang w:val="ru-RU"/>
         </w:rPr>
       </w:pPr>
@@ -2560,7 +2624,11 @@
           <w:ilvl w:val="0"/>
           <w:numId w:val="13"/>
         </w:numPr>
-        <w:rPr>
+        <w:bidi w:val="0"/>
+        <w:ind w:right="0"/>
+        <w:jc w:val="both"/>
+        <w:rPr>
+          <w:rtl w:val="0"/>
           <w:lang w:val="ru-RU"/>
         </w:rPr>
       </w:pPr>
@@ -2607,7 +2675,11 @@
           <w:ilvl w:val="0"/>
           <w:numId w:val="13"/>
         </w:numPr>
-        <w:rPr>
+        <w:bidi w:val="0"/>
+        <w:ind w:right="0"/>
+        <w:jc w:val="both"/>
+        <w:rPr>
+          <w:rtl w:val="0"/>
           <w:lang w:val="ru-RU"/>
         </w:rPr>
       </w:pPr>
@@ -2654,7 +2726,11 @@
           <w:ilvl w:val="0"/>
           <w:numId w:val="13"/>
         </w:numPr>
-        <w:rPr>
+        <w:bidi w:val="0"/>
+        <w:ind w:right="0"/>
+        <w:jc w:val="both"/>
+        <w:rPr>
+          <w:rtl w:val="0"/>
           <w:lang w:val="ru-RU"/>
         </w:rPr>
       </w:pPr>
@@ -2680,7 +2756,11 @@
           <w:ilvl w:val="0"/>
           <w:numId w:val="13"/>
         </w:numPr>
-        <w:rPr>
+        <w:bidi w:val="0"/>
+        <w:ind w:right="0"/>
+        <w:jc w:val="both"/>
+        <w:rPr>
+          <w:rtl w:val="0"/>
           <w:lang w:val="ru-RU"/>
         </w:rPr>
       </w:pPr>
@@ -2706,7 +2786,11 @@
           <w:ilvl w:val="0"/>
           <w:numId w:val="13"/>
         </w:numPr>
-        <w:rPr>
+        <w:bidi w:val="0"/>
+        <w:ind w:right="0"/>
+        <w:jc w:val="both"/>
+        <w:rPr>
+          <w:rtl w:val="0"/>
           <w:lang w:val="ru-RU"/>
         </w:rPr>
       </w:pPr>
@@ -2732,7 +2816,11 @@
           <w:ilvl w:val="0"/>
           <w:numId w:val="13"/>
         </w:numPr>
-        <w:rPr>
+        <w:bidi w:val="0"/>
+        <w:ind w:right="0"/>
+        <w:jc w:val="both"/>
+        <w:rPr>
+          <w:rtl w:val="0"/>
           <w:lang w:val="ru-RU"/>
         </w:rPr>
       </w:pPr>
@@ -2765,7 +2853,11 @@
           <w:ilvl w:val="0"/>
           <w:numId w:val="13"/>
         </w:numPr>
-        <w:rPr>
+        <w:bidi w:val="0"/>
+        <w:ind w:right="0"/>
+        <w:jc w:val="both"/>
+        <w:rPr>
+          <w:rtl w:val="0"/>
           <w:lang w:val="ru-RU"/>
         </w:rPr>
       </w:pPr>
@@ -2787,6 +2879,10 @@
     <w:p>
       <w:pPr>
         <w:pStyle w:val="First Paragraph"/>
+        <w:rPr>
+          <w:strike w:val="1"/>
+          <w:dstrike w:val="0"/>
+        </w:rPr>
       </w:pPr>
       <w:r>
         <w:rPr>
@@ -2804,75 +2900,34 @@
           <w:rtl w:val="0"/>
           <w:lang w:val="ru-RU"/>
         </w:rPr>
-        <w:t xml:space="preserve">: </w:t>
-      </w:r>
-      <w:r>
-        <w:rPr>
-          <w:rtl w:val="0"/>
-          <w:lang w:val="ru-RU"/>
-        </w:rPr>
-        <w:t>По итогам лабораторной работы выполнены задачи задания</w:t>
-      </w:r>
-      <w:r>
-        <w:rPr>
-          <w:rtl w:val="0"/>
-          <w:lang w:val="ru-RU"/>
-        </w:rPr>
-        <w:t xml:space="preserve">: </w:t>
-      </w:r>
-      <w:r>
-        <w:rPr>
-          <w:rtl w:val="0"/>
-          <w:lang w:val="ru-RU"/>
-        </w:rPr>
-        <w:t>приложение позволяет выбирать цвет и интерактивно изменять его</w:t>
-      </w:r>
-      <w:r>
-        <w:rPr>
-          <w:rtl w:val="0"/>
-          <w:lang w:val="ru-RU"/>
-        </w:rPr>
-        <w:t xml:space="preserve">, </w:t>
-      </w:r>
-      <w:r>
-        <w:rPr>
-          <w:rtl w:val="0"/>
-          <w:lang w:val="ru-RU"/>
-        </w:rPr>
-        <w:t>показывая составляющие одновременно в трёх моделях</w:t>
-      </w:r>
-      <w:r>
-        <w:rPr>
-          <w:rtl w:val="0"/>
-          <w:lang w:val="ru-RU"/>
-        </w:rPr>
-        <w:t xml:space="preserve">, </w:t>
-      </w:r>
-      <w:r>
-        <w:rPr>
-          <w:rtl w:val="0"/>
-          <w:lang w:val="ru-RU"/>
-        </w:rPr>
-        <w:t>а также изучены закономерности перехода между моделями и цветовой график МКО</w:t>
-      </w:r>
-      <w:r>
-        <w:rPr>
-          <w:rtl w:val="0"/>
-          <w:lang w:val="ru-RU"/>
-        </w:rPr>
-        <w:t>.</w:t>
+        <w:t>:</w:t>
       </w:r>
     </w:p>
     <w:p>
       <w:pPr>
         <w:pStyle w:val="Body Text"/>
-      </w:pPr>
-      <w:r>
-        <w:rPr>
-          <w:rtl w:val="0"/>
-          <w:lang w:val="ru-RU"/>
-        </w:rPr>
-        <w:t>Начинал я с истории возникновения моделей</w:t>
+        <w:rPr>
+          <w:strike w:val="1"/>
+          <w:dstrike w:val="0"/>
+        </w:rPr>
+      </w:pPr>
+      <w:r>
+        <w:rPr>
+          <w:rtl w:val="0"/>
+        </w:rPr>
+        <w:t>В ходе выполнения лабораторной работы я рассмотрел опыт исследования цветового зрения</w:t>
+      </w:r>
+      <w:r>
+        <w:rPr>
+          <w:rtl w:val="0"/>
+        </w:rPr>
+        <w:t xml:space="preserve">, </w:t>
+      </w:r>
+      <w:r>
+        <w:rPr>
+          <w:rtl w:val="0"/>
+        </w:rPr>
+        <w:t>проводимый МКО</w:t>
       </w:r>
       <w:r>
         <w:rPr>
@@ -2886,7 +2941,7 @@
           <w:rtl w:val="0"/>
           <w:lang w:val="ru-RU"/>
         </w:rPr>
-        <w:t>Цветовое зрение исследовали экспериментально</w:t>
+        <w:t>Его суть заключалась в следующем</w:t>
       </w:r>
       <w:r>
         <w:rPr>
@@ -2914,7 +2969,21 @@
           <w:rtl w:val="0"/>
           <w:lang w:val="ru-RU"/>
         </w:rPr>
-        <w:t>например бирюзового цвета</w:t>
+        <w:t>например</w:t>
+      </w:r>
+      <w:r>
+        <w:rPr>
+          <w:rtl w:val="0"/>
+          <w:lang w:val="ru-RU"/>
+        </w:rPr>
+        <w:t>,</w:t>
+      </w:r>
+      <w:r>
+        <w:rPr>
+          <w:rtl w:val="0"/>
+          <w:lang w:val="ru-RU"/>
+        </w:rPr>
+        <w:t xml:space="preserve"> бирюзового цвета</w:t>
       </w:r>
       <w:r>
         <w:rPr>
@@ -2970,14 +3039,21 @@
           <w:rtl w:val="0"/>
           <w:lang w:val="ru-RU"/>
         </w:rPr>
-        <w:t xml:space="preserve">Такое смешение описывается уравнением </w:t>
-      </w:r>
-      <w:r>
-        <w:rPr>
-          <w:rtl w:val="0"/>
-          <w:lang w:val="ru-RU"/>
-        </w:rPr>
-        <w:t xml:space="preserve">rR + gG + bB = C. </w:t>
+        <w:t>Это можно описать уравнением</w:t>
+      </w:r>
+      <w:r>
+        <w:rPr>
+          <w:rtl w:val="0"/>
+          <w:lang w:val="ru-RU"/>
+        </w:rPr>
+        <w:t>:</w:t>
+      </w:r>
+      <w:r>
+        <w:rPr>
+          <w:rtl w:val="0"/>
+          <w:lang w:val="ru-RU"/>
+        </w:rPr>
+        <w:t xml:space="preserve"> rR + gG + bB = C. </w:t>
       </w:r>
       <w:r>
         <w:rPr>
@@ -3012,7 +3088,14 @@
           <w:rtl w:val="0"/>
           <w:lang w:val="ru-RU"/>
         </w:rPr>
-        <w:t>приходится переносить прожектор «со стороны образца»</w:t>
+        <w:t xml:space="preserve">приходится </w:t>
+      </w:r>
+      <w:r>
+        <w:rPr>
+          <w:rtl w:val="0"/>
+          <w:lang w:val="ru-RU"/>
+        </w:rPr>
+        <w:t>освещать сам образец</w:t>
       </w:r>
       <w:r>
         <w:rPr>
@@ -3026,7 +3109,14 @@
           <w:rtl w:val="0"/>
           <w:lang w:val="ru-RU"/>
         </w:rPr>
-        <w:t>что математически означает вычитание цвета и отрицательные коэффициенты</w:t>
+        <w:t xml:space="preserve">что математически означает вычитание цвета и </w:t>
+      </w:r>
+      <w:r>
+        <w:rPr>
+          <w:rtl w:val="0"/>
+          <w:lang w:val="ru-RU"/>
+        </w:rPr>
+        <w:t>наличие отрицательных коэффициентов</w:t>
       </w:r>
       <w:r>
         <w:rPr>
@@ -3040,7 +3130,21 @@
           <w:rtl w:val="0"/>
           <w:lang w:val="ru-RU"/>
         </w:rPr>
-        <w:t>Чтобы уйти от отрицательных значений</w:t>
+        <w:t xml:space="preserve">Чтобы </w:t>
+      </w:r>
+      <w:r>
+        <w:rPr>
+          <w:rtl w:val="0"/>
+          <w:lang w:val="ru-RU"/>
+        </w:rPr>
+        <w:t>избежать</w:t>
+      </w:r>
+      <w:r>
+        <w:rPr>
+          <w:rtl w:val="0"/>
+          <w:lang w:val="ru-RU"/>
+        </w:rPr>
+        <w:t xml:space="preserve"> отрицательных значений</w:t>
       </w:r>
       <w:r>
         <w:rPr>
@@ -3141,44 +3245,35 @@
       <w:r>
         <w:rPr>
           <w:rtl w:val="0"/>
-          <w:lang w:val="ru-RU"/>
-        </w:rPr>
-        <w:t xml:space="preserve">Поскольку расстояния в </w:t>
-      </w:r>
-      <w:r>
-        <w:rPr>
-          <w:rtl w:val="0"/>
-          <w:lang w:val="ru-RU"/>
+        </w:rPr>
+        <w:t xml:space="preserve">По причине наличий несоответствий расстояния между цветами в модели </w:t>
+      </w:r>
+      <w:r>
+        <w:rPr>
+          <w:rtl w:val="0"/>
+          <w:lang w:val="en-US"/>
         </w:rPr>
         <w:t xml:space="preserve">XYZ </w:t>
       </w:r>
       <w:r>
         <w:rPr>
           <w:rtl w:val="0"/>
-          <w:lang w:val="ru-RU"/>
-        </w:rPr>
-        <w:t>не соответствуют различию по восприятию глаза</w:t>
-      </w:r>
-      <w:r>
-        <w:rPr>
-          <w:rtl w:val="0"/>
-          <w:lang w:val="ru-RU"/>
-        </w:rPr>
-        <w:t xml:space="preserve">, </w:t>
-      </w:r>
-      <w:r>
-        <w:rPr>
-          <w:rtl w:val="0"/>
-          <w:lang w:val="ru-RU"/>
-        </w:rPr>
-        <w:t xml:space="preserve">возникло желание сделать их равномерными — так появилась модель </w:t>
-      </w:r>
-      <w:r>
-        <w:rPr>
-          <w:rtl w:val="0"/>
-          <w:lang w:val="ru-RU"/>
-        </w:rPr>
-        <w:t xml:space="preserve">Lab: L </w:t>
+        </w:rPr>
+        <w:t xml:space="preserve">и восприятии человеческого глаза была разработана модель </w:t>
+      </w:r>
+      <w:r>
+        <w:rPr>
+          <w:rtl w:val="0"/>
+          <w:lang w:val="en-US"/>
+        </w:rPr>
+        <w:t>Lab</w:t>
+      </w:r>
+      <w:r>
+        <w:rPr>
+          <w:rtl w:val="0"/>
+          <w:lang w:val="ru-RU"/>
+        </w:rPr>
+        <w:t xml:space="preserve">: L </w:t>
       </w:r>
       <w:r>
         <w:rPr>
@@ -3545,21 +3640,7 @@
           <w:rtl w:val="0"/>
           <w:lang w:val="ru-RU"/>
         </w:rPr>
-        <w:t xml:space="preserve">— </w:t>
-      </w:r>
-      <w:r>
-        <w:rPr>
-          <w:rtl w:val="0"/>
-          <w:lang w:val="ru-RU"/>
-        </w:rPr>
-        <w:t>нормированием</w:t>
-      </w:r>
-      <w:r>
-        <w:rPr>
-          <w:rtl w:val="0"/>
-          <w:lang w:val="ru-RU"/>
-        </w:rPr>
-        <w:t xml:space="preserve"> на точку белого и функцией </w:t>
+        <w:t xml:space="preserve">— нормированием на точку белого и функцией </w:t>
       </w:r>
       <w:r>
         <w:rPr>
@@ -3795,14 +3876,7 @@
           <w:rtl w:val="0"/>
           <w:lang w:val="ru-RU"/>
         </w:rPr>
-        <w:t>.</w:t>
-      </w:r>
-      <w:r>
-        <w:rPr>
-          <w:rtl w:val="0"/>
-          <w:lang w:val="ru-RU"/>
-        </w:rPr>
-        <w:t xml:space="preserve"> </w:t>
+        <w:t xml:space="preserve">. </w:t>
       </w:r>
     </w:p>
     <w:sectPr>
@@ -3820,7 +3894,7 @@
 <w:ftr xmlns:r="http://schemas.openxmlformats.org/officeDocument/2006/relationships" xmlns:wp="http://schemas.openxmlformats.org/drawingml/2006/wordprocessingDrawing" xmlns:w="http://schemas.openxmlformats.org/wordprocessingml/2006/main" xmlns:w10="urn:schemas-microsoft-com:office:word" xmlns:w14="http://schemas.microsoft.com/office/word/2010/wordml" xmlns:wps="http://schemas.microsoft.com/office/word/2010/wordprocessingShape" xmlns:wpg="http://schemas.microsoft.com/office/word/2010/wordprocessingGroup" xmlns:mc="http://schemas.openxmlformats.org/markup-compatibility/2006" xmlns:v="urn:schemas-microsoft-com:vml" xmlns:o="urn:schemas-microsoft-com:office:office" xmlns:m="http://schemas.openxmlformats.org/officeDocument/2006/math" mc:Ignorable="w14">
   <w:p>
     <w:pPr>
-      <w:pStyle w:val="Body"/>
+      <w:pStyle w:val="Body A"/>
       <w:jc w:val="center"/>
     </w:pPr>
     <w:r>
@@ -4116,7 +4190,11 @@
         <w:ind w:left="720" w:hanging="360"/>
       </w:pPr>
       <w:rPr>
-        <w:rFonts w:hAnsi="Arial Unicode MS"/>
+        <w:rFonts w:ascii="Times New Roman" w:cs="Times New Roman" w:hAnsi="Times New Roman" w:eastAsia="Times New Roman"/>
+        <w:b w:val="0"/>
+        <w:bCs w:val="0"/>
+        <w:i w:val="0"/>
+        <w:iCs w:val="0"/>
         <w:caps w:val="0"/>
         <w:smallCaps w:val="0"/>
         <w:strike w:val="0"/>
@@ -4142,7 +4220,11 @@
         <w:ind w:left="1440" w:hanging="360"/>
       </w:pPr>
       <w:rPr>
-        <w:rFonts w:hAnsi="Arial Unicode MS"/>
+        <w:rFonts w:ascii="Times New Roman" w:cs="Times New Roman" w:hAnsi="Times New Roman" w:eastAsia="Times New Roman"/>
+        <w:b w:val="0"/>
+        <w:bCs w:val="0"/>
+        <w:i w:val="0"/>
+        <w:iCs w:val="0"/>
         <w:caps w:val="0"/>
         <w:smallCaps w:val="0"/>
         <w:strike w:val="0"/>
@@ -4168,7 +4250,11 @@
         <w:ind w:left="2160" w:hanging="360"/>
       </w:pPr>
       <w:rPr>
-        <w:rFonts w:hAnsi="Arial Unicode MS"/>
+        <w:rFonts w:ascii="Times New Roman" w:cs="Times New Roman" w:hAnsi="Times New Roman" w:eastAsia="Times New Roman"/>
+        <w:b w:val="0"/>
+        <w:bCs w:val="0"/>
+        <w:i w:val="0"/>
+        <w:iCs w:val="0"/>
         <w:caps w:val="0"/>
         <w:smallCaps w:val="0"/>
         <w:strike w:val="0"/>
@@ -4194,7 +4280,11 @@
         <w:ind w:left="2880" w:hanging="360"/>
       </w:pPr>
       <w:rPr>
-        <w:rFonts w:hAnsi="Arial Unicode MS"/>
+        <w:rFonts w:ascii="Times New Roman" w:cs="Times New Roman" w:hAnsi="Times New Roman" w:eastAsia="Times New Roman"/>
+        <w:b w:val="0"/>
+        <w:bCs w:val="0"/>
+        <w:i w:val="0"/>
+        <w:iCs w:val="0"/>
         <w:caps w:val="0"/>
         <w:smallCaps w:val="0"/>
         <w:strike w:val="0"/>
@@ -4220,7 +4310,11 @@
         <w:ind w:left="3600" w:hanging="360"/>
       </w:pPr>
       <w:rPr>
-        <w:rFonts w:hAnsi="Arial Unicode MS"/>
+        <w:rFonts w:ascii="Times New Roman" w:cs="Times New Roman" w:hAnsi="Times New Roman" w:eastAsia="Times New Roman"/>
+        <w:b w:val="0"/>
+        <w:bCs w:val="0"/>
+        <w:i w:val="0"/>
+        <w:iCs w:val="0"/>
         <w:caps w:val="0"/>
         <w:smallCaps w:val="0"/>
         <w:strike w:val="0"/>
@@ -4246,7 +4340,11 @@
         <w:ind w:left="4320" w:hanging="360"/>
       </w:pPr>
       <w:rPr>
-        <w:rFonts w:hAnsi="Arial Unicode MS"/>
+        <w:rFonts w:ascii="Times New Roman" w:cs="Times New Roman" w:hAnsi="Times New Roman" w:eastAsia="Times New Roman"/>
+        <w:b w:val="0"/>
+        <w:bCs w:val="0"/>
+        <w:i w:val="0"/>
+        <w:iCs w:val="0"/>
         <w:caps w:val="0"/>
         <w:smallCaps w:val="0"/>
         <w:strike w:val="0"/>
@@ -4272,7 +4370,11 @@
         <w:ind w:left="5040" w:hanging="360"/>
       </w:pPr>
       <w:rPr>
-        <w:rFonts w:hAnsi="Arial Unicode MS"/>
+        <w:rFonts w:ascii="Times New Roman" w:cs="Times New Roman" w:hAnsi="Times New Roman" w:eastAsia="Times New Roman"/>
+        <w:b w:val="0"/>
+        <w:bCs w:val="0"/>
+        <w:i w:val="0"/>
+        <w:iCs w:val="0"/>
         <w:caps w:val="0"/>
         <w:smallCaps w:val="0"/>
         <w:strike w:val="0"/>
@@ -4298,7 +4400,11 @@
         <w:ind w:left="5760" w:hanging="360"/>
       </w:pPr>
       <w:rPr>
-        <w:rFonts w:hAnsi="Arial Unicode MS"/>
+        <w:rFonts w:ascii="Times New Roman" w:cs="Times New Roman" w:hAnsi="Times New Roman" w:eastAsia="Times New Roman"/>
+        <w:b w:val="0"/>
+        <w:bCs w:val="0"/>
+        <w:i w:val="0"/>
+        <w:iCs w:val="0"/>
         <w:caps w:val="0"/>
         <w:smallCaps w:val="0"/>
         <w:strike w:val="0"/>
@@ -4324,7 +4430,11 @@
         <w:ind w:left="6480" w:hanging="360"/>
       </w:pPr>
       <w:rPr>
-        <w:rFonts w:hAnsi="Arial Unicode MS"/>
+        <w:rFonts w:ascii="Times New Roman" w:cs="Times New Roman" w:hAnsi="Times New Roman" w:eastAsia="Times New Roman"/>
+        <w:b w:val="0"/>
+        <w:bCs w:val="0"/>
+        <w:i w:val="0"/>
+        <w:iCs w:val="0"/>
         <w:caps w:val="0"/>
         <w:smallCaps w:val="0"/>
         <w:strike w:val="0"/>
@@ -4838,9 +4948,9 @@
       </w14:textFill>
     </w:rPr>
   </w:style>
-  <w:style w:type="paragraph" w:styleId="Body">
-    <w:name w:val="Body"/>
-    <w:next w:val="Body"/>
+  <w:style w:type="paragraph" w:styleId="Body A">
+    <w:name w:val="Body A"/>
+    <w:next w:val="Body A"/>
     <w:pPr>
       <w:keepNext w:val="0"/>
       <w:keepLines w:val="0"/>
@@ -4874,8 +4984,9 @@
       <w:u w:val="none" w:color="000000"/>
       <w:shd w:val="nil" w:color="auto" w:fill="auto"/>
       <w:vertAlign w:val="baseline"/>
-      <w14:textOutline>
+      <w14:textOutline w14:w="12700" w14:cap="flat">
         <w14:noFill/>
+        <w14:miter w14:lim="400000"/>
       </w14:textOutline>
       <w14:textFill>
         <w14:solidFill>
@@ -5236,17 +5347,17 @@
         <a:solidFill>
           <a:srgbClr val="FFFFFF"/>
         </a:solidFill>
-        <a:ln w="12700" cap="flat">
+        <a:ln w="25400" cap="flat">
           <a:solidFill>
             <a:schemeClr val="accent1"/>
           </a:solidFill>
           <a:prstDash val="solid"/>
-          <a:miter lim="800000"/>
+          <a:round/>
         </a:ln>
         <a:effectLst/>
         <a:sp3d/>
       </a:spPr>
-      <a:bodyPr rot="0" spcFirstLastPara="1" vertOverflow="overflow" horzOverflow="overflow" vert="horz" wrap="square" lIns="45719" tIns="45719" rIns="45719" bIns="45719" numCol="1" spcCol="38100" rtlCol="0" anchor="ctr" upright="0">
+      <a:bodyPr rot="0" spcFirstLastPara="1" vertOverflow="overflow" horzOverflow="overflow" vert="horz" wrap="square" lIns="45718" tIns="45718" rIns="45718" bIns="45718" numCol="1" spcCol="38100" rtlCol="0" anchor="ctr" upright="0">
         <a:spAutoFit/>
       </a:bodyPr>
       <a:lstStyle>
@@ -5274,10 +5385,10 @@
             </a:solidFill>
             <a:effectLst/>
             <a:uFillTx/>
-            <a:latin typeface="Aptos"/>
-            <a:ea typeface="Aptos"/>
-            <a:cs typeface="Aptos"/>
-            <a:sym typeface="Aptos"/>
+            <a:latin typeface="+mn-lt"/>
+            <a:ea typeface="+mn-ea"/>
+            <a:cs typeface="+mn-cs"/>
+            <a:sym typeface="Helvetica Neue"/>
           </a:defRPr>
         </a:defPPr>
         <a:lvl1pPr marL="0" marR="0" indent="0" algn="l" defTabSz="914400" rtl="0" fontAlgn="auto" latinLnBrk="1" hangingPunct="0">
@@ -5525,12 +5636,12 @@
     <a:lnDef>
       <a:spPr>
         <a:noFill/>
-        <a:ln w="12700" cap="flat">
+        <a:ln w="25400" cap="flat">
           <a:solidFill>
             <a:schemeClr val="accent1"/>
           </a:solidFill>
           <a:prstDash val="solid"/>
-          <a:miter lim="800000"/>
+          <a:round/>
         </a:ln>
         <a:effectLst/>
         <a:sp3d/>
@@ -5817,7 +5928,7 @@
         <a:effectLst/>
         <a:sp3d/>
       </a:spPr>
-      <a:bodyPr rot="0" spcFirstLastPara="1" vertOverflow="overflow" horzOverflow="overflow" vert="horz" wrap="square" lIns="45719" tIns="45719" rIns="45719" bIns="45719" numCol="1" spcCol="38100" rtlCol="0" anchor="t" upright="0">
+      <a:bodyPr rot="0" spcFirstLastPara="1" vertOverflow="overflow" horzOverflow="overflow" vert="horz" wrap="square" lIns="45718" tIns="45718" rIns="45718" bIns="45718" numCol="1" spcCol="38100" rtlCol="0" anchor="t" upright="0">
         <a:spAutoFit/>
       </a:bodyPr>
       <a:lstStyle>
@@ -5845,10 +5956,10 @@
             </a:solidFill>
             <a:effectLst/>
             <a:uFillTx/>
-            <a:latin typeface="Aptos"/>
-            <a:ea typeface="Aptos"/>
-            <a:cs typeface="Aptos"/>
-            <a:sym typeface="Aptos"/>
+            <a:latin typeface="+mn-lt"/>
+            <a:ea typeface="+mn-ea"/>
+            <a:cs typeface="+mn-cs"/>
+            <a:sym typeface="Helvetica Neue"/>
           </a:defRPr>
         </a:defPPr>
         <a:lvl1pPr marL="0" marR="0" indent="0" algn="l" defTabSz="914400" rtl="0" fontAlgn="auto" latinLnBrk="1" hangingPunct="0">
